--- a/CHECKLISTS/Pleasure Craft Safety Certificate/CHECK LIST/PLECE-01.docx
+++ b/CHECKLISTS/Pleasure Craft Safety Certificate/CHECK LIST/PLECE-01.docx
@@ -3252,16 +3252,18 @@
           <w:trHeight w:hRule="exact" w:val="434"/>
         </w:trPr>
         <w:tc>
-          <w:tcPr>
-            <w:tcW w:w="3229" w:type="dxa"/>
-            <w:tcBorders>
-              <w:top w:val="single" w:sz="5" w:space="0" w:color="000000"/>
-              <w:left w:val="single" w:sz="5" w:space="0" w:color="000000"/>
-              <w:bottom w:val="single" w:sz="5" w:space="0" w:color="000000"/>
-              <w:right w:val="single" w:sz="5" w:space="0" w:color="000000"/>
-            </w:tcBorders>
-          </w:tcPr>
-          <w:p/>
+          <w:sdt>
+            <w:sdtPr>
+              <w:tag w:val="vessel_name"/>
+            </w:sdtPr>
+            <w:sdtContent>
+              <w:p>
+                <w:r>
+                  <w:t>{vessel_name}</w:t>
+                </w:r>
+              </w:p>
+            </w:sdtContent>
+          </w:sdt>
         </w:tc>
         <w:tc>
           <w:tcPr>
@@ -5623,16 +5625,18 @@
           <w:trHeight w:hRule="exact" w:val="434"/>
         </w:trPr>
         <w:tc>
-          <w:tcPr>
-            <w:tcW w:w="3229" w:type="dxa"/>
-            <w:tcBorders>
-              <w:top w:val="single" w:sz="5" w:space="0" w:color="000000"/>
-              <w:left w:val="single" w:sz="5" w:space="0" w:color="000000"/>
-              <w:bottom w:val="single" w:sz="5" w:space="0" w:color="000000"/>
-              <w:right w:val="single" w:sz="5" w:space="0" w:color="000000"/>
-            </w:tcBorders>
-          </w:tcPr>
-          <w:p/>
+          <w:sdt>
+            <w:sdtPr>
+              <w:tag w:val="vessel_name"/>
+            </w:sdtPr>
+            <w:sdtContent>
+              <w:p>
+                <w:r>
+                  <w:t>{vessel_name}</w:t>
+                </w:r>
+              </w:p>
+            </w:sdtContent>
+          </w:sdt>
         </w:tc>
         <w:tc>
           <w:tcPr>
@@ -8264,16 +8268,18 @@
           <w:trHeight w:hRule="exact" w:val="434"/>
         </w:trPr>
         <w:tc>
-          <w:tcPr>
-            <w:tcW w:w="3229" w:type="dxa"/>
-            <w:tcBorders>
-              <w:top w:val="single" w:sz="5" w:space="0" w:color="000000"/>
-              <w:left w:val="single" w:sz="5" w:space="0" w:color="000000"/>
-              <w:bottom w:val="single" w:sz="5" w:space="0" w:color="000000"/>
-              <w:right w:val="single" w:sz="5" w:space="0" w:color="000000"/>
-            </w:tcBorders>
-          </w:tcPr>
-          <w:p/>
+          <w:sdt>
+            <w:sdtPr>
+              <w:tag w:val="vessel_name"/>
+            </w:sdtPr>
+            <w:sdtContent>
+              <w:p>
+                <w:r>
+                  <w:t>{vessel_name}</w:t>
+                </w:r>
+              </w:p>
+            </w:sdtContent>
+          </w:sdt>
         </w:tc>
         <w:tc>
           <w:tcPr>
@@ -11648,16 +11654,18 @@
           <w:trHeight w:hRule="exact" w:val="434"/>
         </w:trPr>
         <w:tc>
-          <w:tcPr>
-            <w:tcW w:w="3229" w:type="dxa"/>
-            <w:tcBorders>
-              <w:top w:val="single" w:sz="5" w:space="0" w:color="000000"/>
-              <w:left w:val="single" w:sz="5" w:space="0" w:color="000000"/>
-              <w:bottom w:val="single" w:sz="5" w:space="0" w:color="000000"/>
-              <w:right w:val="single" w:sz="5" w:space="0" w:color="000000"/>
-            </w:tcBorders>
-          </w:tcPr>
-          <w:p/>
+          <w:sdt>
+            <w:sdtPr>
+              <w:tag w:val="vessel_name"/>
+            </w:sdtPr>
+            <w:sdtContent>
+              <w:p>
+                <w:r>
+                  <w:t>{vessel_name}</w:t>
+                </w:r>
+              </w:p>
+            </w:sdtContent>
+          </w:sdt>
         </w:tc>
         <w:tc>
           <w:tcPr>
@@ -13838,16 +13846,18 @@
           <w:trHeight w:hRule="exact" w:val="434"/>
         </w:trPr>
         <w:tc>
-          <w:tcPr>
-            <w:tcW w:w="3229" w:type="dxa"/>
-            <w:tcBorders>
-              <w:top w:val="single" w:sz="5" w:space="0" w:color="000000"/>
-              <w:left w:val="single" w:sz="5" w:space="0" w:color="000000"/>
-              <w:bottom w:val="single" w:sz="5" w:space="0" w:color="000000"/>
-              <w:right w:val="single" w:sz="5" w:space="0" w:color="000000"/>
-            </w:tcBorders>
-          </w:tcPr>
-          <w:p/>
+          <w:sdt>
+            <w:sdtPr>
+              <w:tag w:val="vessel_name"/>
+            </w:sdtPr>
+            <w:sdtContent>
+              <w:p>
+                <w:r>
+                  <w:t>{vessel_name}</w:t>
+                </w:r>
+              </w:p>
+            </w:sdtContent>
+          </w:sdt>
         </w:tc>
         <w:tc>
           <w:tcPr>
@@ -16828,16 +16838,18 @@
           <w:trHeight w:hRule="exact" w:val="434"/>
         </w:trPr>
         <w:tc>
-          <w:tcPr>
-            <w:tcW w:w="3229" w:type="dxa"/>
-            <w:tcBorders>
-              <w:top w:val="single" w:sz="5" w:space="0" w:color="000000"/>
-              <w:left w:val="single" w:sz="5" w:space="0" w:color="000000"/>
-              <w:bottom w:val="single" w:sz="5" w:space="0" w:color="000000"/>
-              <w:right w:val="single" w:sz="5" w:space="0" w:color="000000"/>
-            </w:tcBorders>
-          </w:tcPr>
-          <w:p/>
+          <w:sdt>
+            <w:sdtPr>
+              <w:tag w:val="vessel_name"/>
+            </w:sdtPr>
+            <w:sdtContent>
+              <w:p>
+                <w:r>
+                  <w:t>{vessel_name}</w:t>
+                </w:r>
+              </w:p>
+            </w:sdtContent>
+          </w:sdt>
         </w:tc>
         <w:tc>
           <w:tcPr>
@@ -19286,16 +19298,18 @@
           <w:trHeight w:hRule="exact" w:val="434"/>
         </w:trPr>
         <w:tc>
-          <w:tcPr>
-            <w:tcW w:w="3229" w:type="dxa"/>
-            <w:tcBorders>
-              <w:top w:val="single" w:sz="5" w:space="0" w:color="000000"/>
-              <w:left w:val="single" w:sz="5" w:space="0" w:color="000000"/>
-              <w:bottom w:val="single" w:sz="5" w:space="0" w:color="000000"/>
-              <w:right w:val="single" w:sz="5" w:space="0" w:color="000000"/>
-            </w:tcBorders>
-          </w:tcPr>
-          <w:p/>
+          <w:sdt>
+            <w:sdtPr>
+              <w:tag w:val="vessel_name"/>
+            </w:sdtPr>
+            <w:sdtContent>
+              <w:p>
+                <w:r>
+                  <w:t>{vessel_name}</w:t>
+                </w:r>
+              </w:p>
+            </w:sdtContent>
+          </w:sdt>
         </w:tc>
         <w:tc>
           <w:tcPr>
@@ -21642,16 +21656,18 @@
           <w:trHeight w:hRule="exact" w:val="434"/>
         </w:trPr>
         <w:tc>
-          <w:tcPr>
-            <w:tcW w:w="3229" w:type="dxa"/>
-            <w:tcBorders>
-              <w:top w:val="single" w:sz="5" w:space="0" w:color="000000"/>
-              <w:left w:val="single" w:sz="5" w:space="0" w:color="000000"/>
-              <w:bottom w:val="single" w:sz="5" w:space="0" w:color="000000"/>
-              <w:right w:val="single" w:sz="5" w:space="0" w:color="000000"/>
-            </w:tcBorders>
-          </w:tcPr>
-          <w:p/>
+          <w:sdt>
+            <w:sdtPr>
+              <w:tag w:val="vessel_name"/>
+            </w:sdtPr>
+            <w:sdtContent>
+              <w:p>
+                <w:r>
+                  <w:t>{vessel_name}</w:t>
+                </w:r>
+              </w:p>
+            </w:sdtContent>
+          </w:sdt>
         </w:tc>
         <w:tc>
           <w:tcPr>
@@ -24210,16 +24226,18 @@
           <w:trHeight w:hRule="exact" w:val="434"/>
         </w:trPr>
         <w:tc>
-          <w:tcPr>
-            <w:tcW w:w="3229" w:type="dxa"/>
-            <w:tcBorders>
-              <w:top w:val="single" w:sz="5" w:space="0" w:color="000000"/>
-              <w:left w:val="single" w:sz="5" w:space="0" w:color="000000"/>
-              <w:bottom w:val="single" w:sz="5" w:space="0" w:color="000000"/>
-              <w:right w:val="single" w:sz="5" w:space="0" w:color="000000"/>
-            </w:tcBorders>
-          </w:tcPr>
-          <w:p/>
+          <w:sdt>
+            <w:sdtPr>
+              <w:tag w:val="vessel_name"/>
+            </w:sdtPr>
+            <w:sdtContent>
+              <w:p>
+                <w:r>
+                  <w:t>{vessel_name}</w:t>
+                </w:r>
+              </w:p>
+            </w:sdtContent>
+          </w:sdt>
         </w:tc>
         <w:tc>
           <w:tcPr>
@@ -26839,16 +26857,18 @@
           <w:trHeight w:hRule="exact" w:val="434"/>
         </w:trPr>
         <w:tc>
-          <w:tcPr>
-            <w:tcW w:w="3229" w:type="dxa"/>
-            <w:tcBorders>
-              <w:top w:val="single" w:sz="5" w:space="0" w:color="000000"/>
-              <w:left w:val="single" w:sz="5" w:space="0" w:color="000000"/>
-              <w:bottom w:val="single" w:sz="5" w:space="0" w:color="000000"/>
-              <w:right w:val="single" w:sz="5" w:space="0" w:color="000000"/>
-            </w:tcBorders>
-          </w:tcPr>
-          <w:p/>
+          <w:sdt>
+            <w:sdtPr>
+              <w:tag w:val="vessel_name"/>
+            </w:sdtPr>
+            <w:sdtContent>
+              <w:p>
+                <w:r>
+                  <w:t>{vessel_name}</w:t>
+                </w:r>
+              </w:p>
+            </w:sdtContent>
+          </w:sdt>
         </w:tc>
         <w:tc>
           <w:tcPr>
@@ -29625,16 +29645,18 @@
           <w:trHeight w:hRule="exact" w:val="434"/>
         </w:trPr>
         <w:tc>
-          <w:tcPr>
-            <w:tcW w:w="3229" w:type="dxa"/>
-            <w:tcBorders>
-              <w:top w:val="single" w:sz="5" w:space="0" w:color="000000"/>
-              <w:left w:val="single" w:sz="5" w:space="0" w:color="000000"/>
-              <w:bottom w:val="single" w:sz="5" w:space="0" w:color="000000"/>
-              <w:right w:val="single" w:sz="5" w:space="0" w:color="000000"/>
-            </w:tcBorders>
-          </w:tcPr>
-          <w:p/>
+          <w:sdt>
+            <w:sdtPr>
+              <w:tag w:val="vessel_name"/>
+            </w:sdtPr>
+            <w:sdtContent>
+              <w:p>
+                <w:r>
+                  <w:t>{vessel_name}</w:t>
+                </w:r>
+              </w:p>
+            </w:sdtContent>
+          </w:sdt>
         </w:tc>
         <w:tc>
           <w:tcPr>
@@ -32147,16 +32169,18 @@
           <w:trHeight w:hRule="exact" w:val="434"/>
         </w:trPr>
         <w:tc>
-          <w:tcPr>
-            <w:tcW w:w="3229" w:type="dxa"/>
-            <w:tcBorders>
-              <w:top w:val="single" w:sz="5" w:space="0" w:color="000000"/>
-              <w:left w:val="single" w:sz="5" w:space="0" w:color="000000"/>
-              <w:bottom w:val="single" w:sz="5" w:space="0" w:color="000000"/>
-              <w:right w:val="single" w:sz="5" w:space="0" w:color="000000"/>
-            </w:tcBorders>
-          </w:tcPr>
-          <w:p/>
+          <w:sdt>
+            <w:sdtPr>
+              <w:tag w:val="vessel_name"/>
+            </w:sdtPr>
+            <w:sdtContent>
+              <w:p>
+                <w:r>
+                  <w:t>{vessel_name}</w:t>
+                </w:r>
+              </w:p>
+            </w:sdtContent>
+          </w:sdt>
         </w:tc>
         <w:tc>
           <w:tcPr>
@@ -34239,16 +34263,18 @@
           <w:trHeight w:hRule="exact" w:val="434"/>
         </w:trPr>
         <w:tc>
-          <w:tcPr>
-            <w:tcW w:w="3229" w:type="dxa"/>
-            <w:tcBorders>
-              <w:top w:val="single" w:sz="5" w:space="0" w:color="000000"/>
-              <w:left w:val="single" w:sz="5" w:space="0" w:color="000000"/>
-              <w:bottom w:val="single" w:sz="5" w:space="0" w:color="000000"/>
-              <w:right w:val="single" w:sz="5" w:space="0" w:color="000000"/>
-            </w:tcBorders>
-          </w:tcPr>
-          <w:p/>
+          <w:sdt>
+            <w:sdtPr>
+              <w:tag w:val="vessel_name"/>
+            </w:sdtPr>
+            <w:sdtContent>
+              <w:p>
+                <w:r>
+                  <w:t>{vessel_name}</w:t>
+                </w:r>
+              </w:p>
+            </w:sdtContent>
+          </w:sdt>
         </w:tc>
         <w:tc>
           <w:tcPr>
@@ -37630,16 +37656,18 @@
           <w:trHeight w:hRule="exact" w:val="434"/>
         </w:trPr>
         <w:tc>
-          <w:tcPr>
-            <w:tcW w:w="3229" w:type="dxa"/>
-            <w:tcBorders>
-              <w:top w:val="single" w:sz="5" w:space="0" w:color="000000"/>
-              <w:left w:val="single" w:sz="5" w:space="0" w:color="000000"/>
-              <w:bottom w:val="single" w:sz="5" w:space="0" w:color="000000"/>
-              <w:right w:val="single" w:sz="5" w:space="0" w:color="000000"/>
-            </w:tcBorders>
-          </w:tcPr>
-          <w:p/>
+          <w:sdt>
+            <w:sdtPr>
+              <w:tag w:val="vessel_name"/>
+            </w:sdtPr>
+            <w:sdtContent>
+              <w:p>
+                <w:r>
+                  <w:t>{vessel_name}</w:t>
+                </w:r>
+              </w:p>
+            </w:sdtContent>
+          </w:sdt>
         </w:tc>
         <w:tc>
           <w:tcPr>
@@ -40570,20 +40598,18 @@
       </w:r>
     </w:p>
     <w:p>
-      <w:pPr>
-        <w:spacing w:line="200" w:lineRule="exact"/>
-        <w:rPr>
-          <w:rFonts w:ascii="Calibri" w:eastAsia="Calibri" w:hAnsi="Calibri" w:cs="Calibri"/>
-          <w:sz w:val="20"/>
-          <w:szCs w:val="20"/>
-        </w:rPr>
-        <w:sectPr>
-          <w:type w:val="continuous"/>
-          <w:pgSz w:w="12250" w:h="15850"/>
-          <w:pgMar w:top="1480" w:right="540" w:bottom="1000" w:left="660" w:header="720" w:footer="720" w:gutter="0"/>
-          <w:cols w:space="720"/>
-        </w:sectPr>
-      </w:pPr>
+      <w:sdt>
+        <w:sdtPr>
+          <w:tag w:val="expiry_date"/>
+        </w:sdtPr>
+        <w:sdtContent>
+          <w:p>
+            <w:r>
+              <w:t>{expiry_date}</w:t>
+            </w:r>
+          </w:p>
+        </w:sdtContent>
+      </w:sdt>
     </w:p>
     <w:p>
       <w:pPr>
@@ -40806,16 +40832,18 @@
           <w:trHeight w:hRule="exact" w:val="434"/>
         </w:trPr>
         <w:tc>
-          <w:tcPr>
-            <w:tcW w:w="3229" w:type="dxa"/>
-            <w:tcBorders>
-              <w:top w:val="single" w:sz="5" w:space="0" w:color="000000"/>
-              <w:left w:val="single" w:sz="5" w:space="0" w:color="000000"/>
-              <w:bottom w:val="single" w:sz="5" w:space="0" w:color="000000"/>
-              <w:right w:val="single" w:sz="5" w:space="0" w:color="000000"/>
-            </w:tcBorders>
-          </w:tcPr>
-          <w:p/>
+          <w:sdt>
+            <w:sdtPr>
+              <w:tag w:val="vessel_name"/>
+            </w:sdtPr>
+            <w:sdtContent>
+              <w:p>
+                <w:r>
+                  <w:t>{vessel_name}</w:t>
+                </w:r>
+              </w:p>
+            </w:sdtContent>
+          </w:sdt>
         </w:tc>
         <w:tc>
           <w:tcPr>

--- a/CHECKLISTS/Pleasure Craft Safety Certificate/CHECK LIST/PLECE-01.docx
+++ b/CHECKLISTS/Pleasure Craft Safety Certificate/CHECK LIST/PLECE-01.docx
@@ -40596,30 +40596,26 @@
         </w:rPr>
         <w:t>(Year)</w:t>
       </w:r>
-    </w:p>
-    <w:p>
       <w:sdt>
         <w:sdtPr>
           <w:tag w:val="expiry_date"/>
+          <w:rPr>
+            <w:rFonts w:ascii="Calibri"/>
+            <w:spacing w:val="-1"/>
+            <w:sz w:val="20"/>
+          </w:rPr>
         </w:sdtPr>
         <w:sdtContent>
-          <w:p>
-            <w:r>
-              <w:t>{expiry_date}</w:t>
-            </w:r>
-          </w:p>
+          <w:r>
+            <w:rPr>
+              <w:rFonts w:ascii="Calibri"/>
+              <w:spacing w:val="-1"/>
+              <w:sz w:val="20"/>
+            </w:rPr>
+            <w:t>{expiry_date}</w:t>
+          </w:r>
         </w:sdtContent>
       </w:sdt>
-    </w:p>
-    <w:p>
-      <w:pPr>
-        <w:spacing w:before="10"/>
-        <w:rPr>
-          <w:rFonts w:ascii="Calibri" w:eastAsia="Calibri" w:hAnsi="Calibri" w:cs="Calibri"/>
-          <w:sz w:val="5"/>
-          <w:szCs w:val="5"/>
-        </w:rPr>
-      </w:pPr>
     </w:p>
     <w:tbl>
       <w:tblPr>

--- a/CHECKLISTS/Pleasure Craft Safety Certificate/CHECK LIST/PLECE-01.docx
+++ b/CHECKLISTS/Pleasure Craft Safety Certificate/CHECK LIST/PLECE-01.docx
@@ -40594,20 +40594,16 @@
           <w:spacing w:val="-1"/>
           <w:sz w:val="20"/>
         </w:rPr>
-        <w:t>(Year)</w:t>
-      </w:r>
-    </w:p>
-    <w:p>
+        <w:t xml:space="preserve">(Year) </w:t>
+      </w:r>
       <w:sdt>
         <w:sdtPr>
           <w:tag w:val="expiry_date"/>
         </w:sdtPr>
         <w:sdtContent>
-          <w:p>
-            <w:r>
-              <w:t>{expiry_date}</w:t>
-            </w:r>
-          </w:p>
+          <w:r>
+            <w:t>{expiry_date}</w:t>
+          </w:r>
         </w:sdtContent>
       </w:sdt>
     </w:p>
